--- a/Emanuel Rangel.docx
+++ b/Emanuel Rangel.docx
@@ -2,23 +2,6 @@
 <file path=word/document.xml><?xml version="1.0" encoding="utf-8"?>
 <w:document xmlns:wpc="http://schemas.microsoft.com/office/word/2010/wordprocessingCanvas" xmlns:cx="http://schemas.microsoft.com/office/drawing/2014/chartex" xmlns:cx1="http://schemas.microsoft.com/office/drawing/2015/9/8/chartex" xmlns:cx2="http://schemas.microsoft.com/office/drawing/2015/10/21/chartex" xmlns:cx3="http://schemas.microsoft.com/office/drawing/2016/5/9/chartex" xmlns:cx4="http://schemas.microsoft.com/office/drawing/2016/5/10/chartex" xmlns:cx5="http://schemas.microsoft.com/office/drawing/2016/5/11/chartex" xmlns:cx6="http://schemas.microsoft.com/office/drawing/2016/5/12/chartex" xmlns:cx7="http://schemas.microsoft.com/office/drawing/2016/5/13/chartex" xmlns:cx8="http://schemas.microsoft.com/office/drawing/2016/5/14/chartex" xmlns:mc="http://schemas.openxmlformats.org/markup-compatibility/2006" xmlns:aink="http://schemas.microsoft.com/office/drawing/2016/ink" xmlns:am3d="http://schemas.microsoft.com/office/drawing/2017/model3d" xmlns:o="urn:schemas-microsoft-com:office:office" xmlns:oel="http://schemas.microsoft.com/office/2019/extlst" xmlns:r="http://schemas.openxmlformats.org/officeDocument/2006/relationships" xmlns:m="http://schemas.openxmlformats.org/officeDocument/2006/math" xmlns:v="urn:schemas-microsoft-com:vml" xmlns:wp14="http://schemas.microsoft.com/office/word/2010/wordprocessingDrawing" xmlns:wp="http://schemas.openxmlformats.org/drawingml/2006/wordprocessingDrawing" xmlns:w10="urn:schemas-microsoft-com:office:word" xmlns:w="http://schemas.openxmlformats.org/wordprocessingml/2006/main" xmlns:w14="http://schemas.microsoft.com/office/word/2010/wordml" xmlns:w15="http://schemas.microsoft.com/office/word/2012/wordml" xmlns:w16cei="http://schemas.microsoft.com/office/word/2026/wordml/cei" xmlns:w16cex="http://schemas.microsoft.com/office/word/2018/wordml/cex" xmlns:w16cid="http://schemas.microsoft.com/office/word/2016/wordml/cid" xmlns:w16="http://schemas.microsoft.com/office/word/2018/wordml" xmlns:w16du="http://schemas.microsoft.com/office/word/2023/wordml/word16du" xmlns:w16sdtdh="http://schemas.microsoft.com/office/word/2020/wordml/sdtdatahash" xmlns:w16sdtfl="http://schemas.microsoft.com/office/word/2024/wordml/sdtformatlock" xmlns:w16se="http://schemas.microsoft.com/office/word/2015/wordml/symex" xmlns:wpg="http://schemas.microsoft.com/office/word/2010/wordprocessingGroup" xmlns:wpi="http://schemas.microsoft.com/office/word/2010/wordprocessingInk" xmlns:wne="http://schemas.microsoft.com/office/word/2006/wordml" xmlns:wps="http://schemas.microsoft.com/office/word/2010/wordprocessingShape" mc:Ignorable="w14 w15 w16se w16cid w16 w16cex w16sdtdh w16sdtfl w16du wp14">
   <w:body>
-    <w:p>
-      <w:pPr>
-        <w:rPr>
-          <w:sz w:val="36"/>
-          <w:szCs w:val="36"/>
-          <w:lang w:val="es-ES"/>
-        </w:rPr>
-      </w:pPr>
-      <w:r>
-        <w:rPr>
-          <w:sz w:val="36"/>
-          <w:szCs w:val="36"/>
-          <w:lang w:val="es-ES"/>
-        </w:rPr>
-        <w:t>Emanuel Rangel</w:t>
-      </w:r>
-    </w:p>
     <w:p>
       <w:pPr>
         <w:jc w:val="center"/>
@@ -44,6 +27,246 @@
         </w:rPr>
       </w:pPr>
     </w:p>
+    <w:p>
+      <w:pPr>
+        <w:rPr>
+          <w:lang w:val="es-ES"/>
+        </w:rPr>
+      </w:pPr>
+      <w:r>
+        <w:rPr>
+          <w:lang w:val="es-ES"/>
+        </w:rPr>
+        <w:t xml:space="preserve">                    </w:t>
+      </w:r>
+    </w:p>
+    <w:p>
+      <w:pPr>
+        <w:rPr>
+          <w:lang w:val="es-ES"/>
+        </w:rPr>
+      </w:pPr>
+    </w:p>
+    <w:p>
+      <w:pPr>
+        <w:rPr>
+          <w:sz w:val="36"/>
+          <w:szCs w:val="36"/>
+          <w:lang w:val="es-ES"/>
+        </w:rPr>
+      </w:pPr>
+    </w:p>
+    <w:p>
+      <w:pPr>
+        <w:jc w:val="center"/>
+        <w:rPr>
+          <w:sz w:val="36"/>
+          <w:szCs w:val="36"/>
+          <w:lang w:val="es-ES"/>
+        </w:rPr>
+      </w:pPr>
+      <w:r>
+        <w:rPr>
+          <w:sz w:val="36"/>
+          <w:szCs w:val="36"/>
+          <w:lang w:val="es-ES"/>
+        </w:rPr>
+        <w:t>Emanuel Rangel</w:t>
+      </w:r>
+    </w:p>
+    <w:p>
+      <w:pPr>
+        <w:rPr>
+          <w:lang w:val="es-ES"/>
+        </w:rPr>
+      </w:pPr>
+    </w:p>
+    <w:p>
+      <w:pPr>
+        <w:rPr>
+          <w:lang w:val="es-ES"/>
+        </w:rPr>
+      </w:pPr>
+    </w:p>
+    <w:p>
+      <w:pPr>
+        <w:rPr>
+          <w:sz w:val="36"/>
+          <w:szCs w:val="36"/>
+          <w:lang w:val="es-ES"/>
+        </w:rPr>
+      </w:pPr>
+    </w:p>
+    <w:p>
+      <w:pPr>
+        <w:jc w:val="center"/>
+        <w:rPr>
+          <w:sz w:val="36"/>
+          <w:szCs w:val="36"/>
+          <w:lang w:val="es-ES"/>
+        </w:rPr>
+      </w:pPr>
+      <w:r>
+        <w:rPr>
+          <w:sz w:val="36"/>
+          <w:szCs w:val="36"/>
+          <w:lang w:val="es-ES"/>
+        </w:rPr>
+        <w:t>Institución universitaria del caribe</w:t>
+      </w:r>
+    </w:p>
+    <w:p>
+      <w:pPr>
+        <w:rPr>
+          <w:lang w:val="es-ES"/>
+        </w:rPr>
+      </w:pPr>
+    </w:p>
+    <w:p>
+      <w:pPr>
+        <w:rPr>
+          <w:lang w:val="es-ES"/>
+        </w:rPr>
+      </w:pPr>
+    </w:p>
+    <w:p>
+      <w:pPr>
+        <w:rPr>
+          <w:lang w:val="es-ES"/>
+        </w:rPr>
+      </w:pPr>
+    </w:p>
+    <w:p>
+      <w:pPr>
+        <w:rPr>
+          <w:lang w:val="es-ES"/>
+        </w:rPr>
+      </w:pPr>
+    </w:p>
+    <w:p>
+      <w:pPr>
+        <w:rPr>
+          <w:lang w:val="es-ES"/>
+        </w:rPr>
+      </w:pPr>
+    </w:p>
+    <w:p>
+      <w:pPr>
+        <w:jc w:val="center"/>
+        <w:rPr>
+          <w:sz w:val="36"/>
+          <w:szCs w:val="36"/>
+          <w:lang w:val="es-ES"/>
+        </w:rPr>
+      </w:pPr>
+      <w:r>
+        <w:rPr>
+          <w:sz w:val="36"/>
+          <w:szCs w:val="36"/>
+          <w:lang w:val="es-ES"/>
+        </w:rPr>
+        <w:t>Programación y Desarrollo web</w:t>
+      </w:r>
+    </w:p>
+    <w:p>
+      <w:pPr>
+        <w:rPr>
+          <w:sz w:val="36"/>
+          <w:szCs w:val="36"/>
+          <w:lang w:val="es-ES"/>
+        </w:rPr>
+      </w:pPr>
+    </w:p>
+    <w:p>
+      <w:pPr>
+        <w:rPr>
+          <w:sz w:val="36"/>
+          <w:szCs w:val="36"/>
+          <w:lang w:val="es-ES"/>
+        </w:rPr>
+      </w:pPr>
+    </w:p>
+    <w:p>
+      <w:pPr>
+        <w:rPr>
+          <w:sz w:val="36"/>
+          <w:szCs w:val="36"/>
+          <w:lang w:val="es-ES"/>
+        </w:rPr>
+      </w:pPr>
+    </w:p>
+    <w:p>
+      <w:pPr>
+        <w:rPr>
+          <w:sz w:val="36"/>
+          <w:szCs w:val="36"/>
+          <w:lang w:val="es-ES"/>
+        </w:rPr>
+      </w:pPr>
+    </w:p>
+    <w:p>
+      <w:pPr>
+        <w:rPr>
+          <w:sz w:val="36"/>
+          <w:szCs w:val="36"/>
+          <w:lang w:val="es-ES"/>
+        </w:rPr>
+      </w:pPr>
+    </w:p>
+    <w:p>
+      <w:pPr>
+        <w:jc w:val="center"/>
+        <w:rPr>
+          <w:sz w:val="36"/>
+          <w:szCs w:val="36"/>
+          <w:lang w:val="es-ES"/>
+        </w:rPr>
+      </w:pPr>
+      <w:r>
+        <w:rPr>
+          <w:sz w:val="36"/>
+          <w:szCs w:val="36"/>
+          <w:lang w:val="es-ES"/>
+        </w:rPr>
+        <w:t xml:space="preserve">Neider </w:t>
+      </w:r>
+      <w:r>
+        <w:rPr>
+          <w:sz w:val="36"/>
+          <w:szCs w:val="36"/>
+          <w:lang w:val="es-ES"/>
+        </w:rPr>
+        <w:t>Hernández</w:t>
+      </w:r>
+    </w:p>
+    <w:p>
+      <w:pPr>
+        <w:rPr>
+          <w:lang w:val="es-ES"/>
+        </w:rPr>
+      </w:pPr>
+    </w:p>
+    <w:p>
+      <w:pPr>
+        <w:rPr>
+          <w:lang w:val="es-ES"/>
+        </w:rPr>
+      </w:pPr>
+    </w:p>
+    <w:p>
+      <w:pPr>
+        <w:rPr>
+          <w:lang w:val="es-ES"/>
+        </w:rPr>
+      </w:pPr>
+    </w:p>
+    <w:p>
+      <w:pPr>
+        <w:rPr>
+          <w:lang w:val="es-ES"/>
+        </w:rPr>
+      </w:pPr>
+    </w:p>
     <w:tbl>
       <w:tblPr>
         <w:tblStyle w:val="Tablaconcuadrcula"/>
@@ -51,27 +274,40 @@
         <w:tblLook w:val="04A0" w:firstRow="1" w:lastRow="0" w:firstColumn="1" w:lastColumn="0" w:noHBand="0" w:noVBand="1"/>
       </w:tblPr>
       <w:tblGrid>
-        <w:gridCol w:w="1130"/>
-        <w:gridCol w:w="1538"/>
-        <w:gridCol w:w="1746"/>
+        <w:gridCol w:w="744"/>
+        <w:gridCol w:w="786"/>
+        <w:gridCol w:w="1288"/>
+        <w:gridCol w:w="1596"/>
         <w:gridCol w:w="4080"/>
       </w:tblGrid>
       <w:tr>
         <w:tc>
           <w:tcPr>
-            <w:tcW w:w="2197" w:type="dxa"/>
-          </w:tcPr>
-          <w:p>
-            <w:pPr>
-              <w:rPr>
-                <w:lang w:val="es-ES"/>
-              </w:rPr>
-            </w:pPr>
-          </w:p>
-        </w:tc>
-        <w:tc>
-          <w:tcPr>
-            <w:tcW w:w="2253" w:type="dxa"/>
+            <w:tcW w:w="744" w:type="dxa"/>
+          </w:tcPr>
+          <w:p>
+            <w:pPr>
+              <w:rPr>
+                <w:lang w:val="es-ES"/>
+              </w:rPr>
+            </w:pPr>
+          </w:p>
+        </w:tc>
+        <w:tc>
+          <w:tcPr>
+            <w:tcW w:w="786" w:type="dxa"/>
+          </w:tcPr>
+          <w:p>
+            <w:pPr>
+              <w:rPr>
+                <w:lang w:val="es-ES"/>
+              </w:rPr>
+            </w:pPr>
+          </w:p>
+        </w:tc>
+        <w:tc>
+          <w:tcPr>
+            <w:tcW w:w="1288" w:type="dxa"/>
           </w:tcPr>
           <w:p>
             <w:pPr>
@@ -89,25 +325,27 @@
         </w:tc>
         <w:tc>
           <w:tcPr>
-            <w:tcW w:w="2162" w:type="dxa"/>
-          </w:tcPr>
-          <w:p>
-            <w:pPr>
-              <w:rPr>
-                <w:lang w:val="es-ES"/>
-              </w:rPr>
-            </w:pPr>
+            <w:tcW w:w="1596" w:type="dxa"/>
+          </w:tcPr>
+          <w:p>
+            <w:pPr>
+              <w:rPr>
+                <w:lang w:val="es-ES"/>
+              </w:rPr>
+            </w:pPr>
+            <w:proofErr w:type="spellStart"/>
             <w:r>
               <w:rPr>
                 <w:lang w:val="es-ES"/>
               </w:rPr>
               <w:t>definicion</w:t>
             </w:r>
-          </w:p>
-        </w:tc>
-        <w:tc>
-          <w:tcPr>
-            <w:tcW w:w="1882" w:type="dxa"/>
+            <w:proofErr w:type="spellEnd"/>
+          </w:p>
+        </w:tc>
+        <w:tc>
+          <w:tcPr>
+            <w:tcW w:w="4080" w:type="dxa"/>
           </w:tcPr>
           <w:p>
             <w:pPr>
@@ -128,7 +366,7 @@
       <w:tr>
         <w:tc>
           <w:tcPr>
-            <w:tcW w:w="2197" w:type="dxa"/>
+            <w:tcW w:w="744" w:type="dxa"/>
           </w:tcPr>
           <w:p>
             <w:pPr>
@@ -143,22 +381,36 @@
         </w:tc>
         <w:tc>
           <w:tcPr>
-            <w:tcW w:w="2253" w:type="dxa"/>
-          </w:tcPr>
-          <w:p>
-            <w:pPr>
-              <w:rPr>
-                <w:lang w:val="es-ES"/>
-              </w:rPr>
-            </w:pPr>
-            <w:r>
-              <w:t>&lt;html&gt;</w:t>
-            </w:r>
-          </w:p>
-        </w:tc>
-        <w:tc>
-          <w:tcPr>
-            <w:tcW w:w="2162" w:type="dxa"/>
+            <w:tcW w:w="786" w:type="dxa"/>
+          </w:tcPr>
+          <w:p/>
+        </w:tc>
+        <w:tc>
+          <w:tcPr>
+            <w:tcW w:w="1288" w:type="dxa"/>
+          </w:tcPr>
+          <w:p>
+            <w:pPr>
+              <w:rPr>
+                <w:lang w:val="es-ES"/>
+              </w:rPr>
+            </w:pPr>
+            <w:r>
+              <w:t>&lt;</w:t>
+            </w:r>
+            <w:proofErr w:type="spellStart"/>
+            <w:r>
+              <w:t>html</w:t>
+            </w:r>
+            <w:proofErr w:type="spellEnd"/>
+            <w:r>
+              <w:t>&gt;</w:t>
+            </w:r>
+          </w:p>
+        </w:tc>
+        <w:tc>
+          <w:tcPr>
+            <w:tcW w:w="1596" w:type="dxa"/>
           </w:tcPr>
           <w:p>
             <w:pPr>
@@ -173,16 +425,32 @@
         </w:tc>
         <w:tc>
           <w:tcPr>
-            <w:tcW w:w="1882" w:type="dxa"/>
-          </w:tcPr>
-          <w:p>
-            <w:pPr>
-              <w:rPr>
-                <w:lang w:val="es-ES"/>
-              </w:rPr>
-            </w:pPr>
-            <w:r>
-              <w:t>&lt;html&gt;Mi página&lt;/html&gt;</w:t>
+            <w:tcW w:w="4080" w:type="dxa"/>
+          </w:tcPr>
+          <w:p>
+            <w:pPr>
+              <w:rPr>
+                <w:lang w:val="es-ES"/>
+              </w:rPr>
+            </w:pPr>
+            <w:r>
+              <w:t>&lt;</w:t>
+            </w:r>
+            <w:proofErr w:type="spellStart"/>
+            <w:r>
+              <w:t>html</w:t>
+            </w:r>
+            <w:proofErr w:type="spellEnd"/>
+            <w:r>
+              <w:t>&gt;Mi página&lt;/</w:t>
+            </w:r>
+            <w:proofErr w:type="spellStart"/>
+            <w:r>
+              <w:t>html</w:t>
+            </w:r>
+            <w:proofErr w:type="spellEnd"/>
+            <w:r>
+              <w:t>&gt;</w:t>
             </w:r>
           </w:p>
         </w:tc>
@@ -190,7 +458,7 @@
       <w:tr>
         <w:tc>
           <w:tcPr>
-            <w:tcW w:w="2197" w:type="dxa"/>
+            <w:tcW w:w="744" w:type="dxa"/>
           </w:tcPr>
           <w:p>
             <w:pPr>
@@ -205,7 +473,13 @@
         </w:tc>
         <w:tc>
           <w:tcPr>
-            <w:tcW w:w="2253" w:type="dxa"/>
+            <w:tcW w:w="786" w:type="dxa"/>
+          </w:tcPr>
+          <w:p/>
+        </w:tc>
+        <w:tc>
+          <w:tcPr>
+            <w:tcW w:w="1288" w:type="dxa"/>
           </w:tcPr>
           <w:p>
             <w:pPr>
@@ -220,7 +494,7 @@
         </w:tc>
         <w:tc>
           <w:tcPr>
-            <w:tcW w:w="2162" w:type="dxa"/>
+            <w:tcW w:w="1596" w:type="dxa"/>
           </w:tcPr>
           <w:p>
             <w:pPr>
@@ -235,16 +509,32 @@
         </w:tc>
         <w:tc>
           <w:tcPr>
-            <w:tcW w:w="1882" w:type="dxa"/>
-          </w:tcPr>
-          <w:p>
-            <w:pPr>
-              <w:rPr>
-                <w:lang w:val="es-ES"/>
-              </w:rPr>
-            </w:pPr>
-            <w:r>
-              <w:t>&lt;head&gt;&lt;title&gt;Mi web&lt;/title&gt;&lt;/head&gt;</w:t>
+            <w:tcW w:w="4080" w:type="dxa"/>
+          </w:tcPr>
+          <w:p>
+            <w:pPr>
+              <w:rPr>
+                <w:lang w:val="es-ES"/>
+              </w:rPr>
+            </w:pPr>
+            <w:r>
+              <w:t>&lt;head&gt;&lt;</w:t>
+            </w:r>
+            <w:proofErr w:type="spellStart"/>
+            <w:r>
+              <w:t>title</w:t>
+            </w:r>
+            <w:proofErr w:type="spellEnd"/>
+            <w:r>
+              <w:t>&gt;Mi web&lt;/</w:t>
+            </w:r>
+            <w:proofErr w:type="spellStart"/>
+            <w:r>
+              <w:t>title</w:t>
+            </w:r>
+            <w:proofErr w:type="spellEnd"/>
+            <w:r>
+              <w:t>&gt;&lt;/head&gt;</w:t>
             </w:r>
           </w:p>
         </w:tc>
@@ -252,7 +542,7 @@
       <w:tr>
         <w:tc>
           <w:tcPr>
-            <w:tcW w:w="2197" w:type="dxa"/>
+            <w:tcW w:w="744" w:type="dxa"/>
           </w:tcPr>
           <w:p>
             <w:pPr>
@@ -267,22 +557,36 @@
         </w:tc>
         <w:tc>
           <w:tcPr>
-            <w:tcW w:w="2253" w:type="dxa"/>
-          </w:tcPr>
-          <w:p>
-            <w:pPr>
-              <w:rPr>
-                <w:lang w:val="es-ES"/>
-              </w:rPr>
-            </w:pPr>
-            <w:r>
-              <w:t>&lt;title&gt;</w:t>
-            </w:r>
-          </w:p>
-        </w:tc>
-        <w:tc>
-          <w:tcPr>
-            <w:tcW w:w="2162" w:type="dxa"/>
+            <w:tcW w:w="786" w:type="dxa"/>
+          </w:tcPr>
+          <w:p/>
+        </w:tc>
+        <w:tc>
+          <w:tcPr>
+            <w:tcW w:w="1288" w:type="dxa"/>
+          </w:tcPr>
+          <w:p>
+            <w:pPr>
+              <w:rPr>
+                <w:lang w:val="es-ES"/>
+              </w:rPr>
+            </w:pPr>
+            <w:r>
+              <w:t>&lt;</w:t>
+            </w:r>
+            <w:proofErr w:type="spellStart"/>
+            <w:r>
+              <w:t>title</w:t>
+            </w:r>
+            <w:proofErr w:type="spellEnd"/>
+            <w:r>
+              <w:t>&gt;</w:t>
+            </w:r>
+          </w:p>
+        </w:tc>
+        <w:tc>
+          <w:tcPr>
+            <w:tcW w:w="1596" w:type="dxa"/>
           </w:tcPr>
           <w:p>
             <w:pPr>
@@ -297,16 +601,32 @@
         </w:tc>
         <w:tc>
           <w:tcPr>
-            <w:tcW w:w="1882" w:type="dxa"/>
-          </w:tcPr>
-          <w:p>
-            <w:pPr>
-              <w:rPr>
-                <w:lang w:val="es-ES"/>
-              </w:rPr>
-            </w:pPr>
-            <w:r>
-              <w:t>&lt;title&gt;Mi página web&lt;/title&gt;</w:t>
+            <w:tcW w:w="4080" w:type="dxa"/>
+          </w:tcPr>
+          <w:p>
+            <w:pPr>
+              <w:rPr>
+                <w:lang w:val="es-ES"/>
+              </w:rPr>
+            </w:pPr>
+            <w:r>
+              <w:t>&lt;</w:t>
+            </w:r>
+            <w:proofErr w:type="spellStart"/>
+            <w:r>
+              <w:t>title</w:t>
+            </w:r>
+            <w:proofErr w:type="spellEnd"/>
+            <w:r>
+              <w:t>&gt;Mi página web&lt;/</w:t>
+            </w:r>
+            <w:proofErr w:type="spellStart"/>
+            <w:r>
+              <w:t>title</w:t>
+            </w:r>
+            <w:proofErr w:type="spellEnd"/>
+            <w:r>
+              <w:t>&gt;</w:t>
             </w:r>
           </w:p>
         </w:tc>
@@ -314,7 +634,7 @@
       <w:tr>
         <w:tc>
           <w:tcPr>
-            <w:tcW w:w="2197" w:type="dxa"/>
+            <w:tcW w:w="744" w:type="dxa"/>
           </w:tcPr>
           <w:p>
             <w:pPr>
@@ -329,22 +649,36 @@
         </w:tc>
         <w:tc>
           <w:tcPr>
-            <w:tcW w:w="2253" w:type="dxa"/>
-          </w:tcPr>
-          <w:p>
-            <w:pPr>
-              <w:rPr>
-                <w:lang w:val="es-ES"/>
-              </w:rPr>
-            </w:pPr>
-            <w:r>
-              <w:t>&lt;body&gt;</w:t>
-            </w:r>
-          </w:p>
-        </w:tc>
-        <w:tc>
-          <w:tcPr>
-            <w:tcW w:w="2162" w:type="dxa"/>
+            <w:tcW w:w="786" w:type="dxa"/>
+          </w:tcPr>
+          <w:p/>
+        </w:tc>
+        <w:tc>
+          <w:tcPr>
+            <w:tcW w:w="1288" w:type="dxa"/>
+          </w:tcPr>
+          <w:p>
+            <w:pPr>
+              <w:rPr>
+                <w:lang w:val="es-ES"/>
+              </w:rPr>
+            </w:pPr>
+            <w:r>
+              <w:t>&lt;</w:t>
+            </w:r>
+            <w:proofErr w:type="spellStart"/>
+            <w:r>
+              <w:t>body</w:t>
+            </w:r>
+            <w:proofErr w:type="spellEnd"/>
+            <w:r>
+              <w:t>&gt;</w:t>
+            </w:r>
+          </w:p>
+        </w:tc>
+        <w:tc>
+          <w:tcPr>
+            <w:tcW w:w="1596" w:type="dxa"/>
           </w:tcPr>
           <w:p>
             <w:pPr>
@@ -359,16 +693,32 @@
         </w:tc>
         <w:tc>
           <w:tcPr>
-            <w:tcW w:w="1882" w:type="dxa"/>
-          </w:tcPr>
-          <w:p>
-            <w:pPr>
-              <w:rPr>
-                <w:lang w:val="es-ES"/>
-              </w:rPr>
-            </w:pPr>
-            <w:r>
-              <w:t>&lt;body&gt;&lt;h1&gt;Hola&lt;/h1&gt;&lt;/body&gt;</w:t>
+            <w:tcW w:w="4080" w:type="dxa"/>
+          </w:tcPr>
+          <w:p>
+            <w:pPr>
+              <w:rPr>
+                <w:lang w:val="es-ES"/>
+              </w:rPr>
+            </w:pPr>
+            <w:r>
+              <w:t>&lt;</w:t>
+            </w:r>
+            <w:proofErr w:type="spellStart"/>
+            <w:r>
+              <w:t>body</w:t>
+            </w:r>
+            <w:proofErr w:type="spellEnd"/>
+            <w:r>
+              <w:t>&gt;&lt;h1&gt;Hola&lt;/h1&gt;&lt;/</w:t>
+            </w:r>
+            <w:proofErr w:type="spellStart"/>
+            <w:r>
+              <w:t>body</w:t>
+            </w:r>
+            <w:proofErr w:type="spellEnd"/>
+            <w:r>
+              <w:t>&gt;</w:t>
             </w:r>
           </w:p>
         </w:tc>
@@ -376,7 +726,7 @@
       <w:tr>
         <w:tc>
           <w:tcPr>
-            <w:tcW w:w="2197" w:type="dxa"/>
+            <w:tcW w:w="744" w:type="dxa"/>
           </w:tcPr>
           <w:p>
             <w:pPr>
@@ -391,7 +741,13 @@
         </w:tc>
         <w:tc>
           <w:tcPr>
-            <w:tcW w:w="2253" w:type="dxa"/>
+            <w:tcW w:w="786" w:type="dxa"/>
+          </w:tcPr>
+          <w:p/>
+        </w:tc>
+        <w:tc>
+          <w:tcPr>
+            <w:tcW w:w="1288" w:type="dxa"/>
           </w:tcPr>
           <w:p>
             <w:pPr>
@@ -406,7 +762,7 @@
         </w:tc>
         <w:tc>
           <w:tcPr>
-            <w:tcW w:w="2162" w:type="dxa"/>
+            <w:tcW w:w="1596" w:type="dxa"/>
           </w:tcPr>
           <w:p>
             <w:pPr>
@@ -421,7 +777,7 @@
         </w:tc>
         <w:tc>
           <w:tcPr>
-            <w:tcW w:w="1882" w:type="dxa"/>
+            <w:tcW w:w="4080" w:type="dxa"/>
           </w:tcPr>
           <w:p>
             <w:pPr>
@@ -438,7 +794,7 @@
       <w:tr>
         <w:tc>
           <w:tcPr>
-            <w:tcW w:w="2197" w:type="dxa"/>
+            <w:tcW w:w="744" w:type="dxa"/>
           </w:tcPr>
           <w:p>
             <w:pPr>
@@ -453,7 +809,13 @@
         </w:tc>
         <w:tc>
           <w:tcPr>
-            <w:tcW w:w="2253" w:type="dxa"/>
+            <w:tcW w:w="786" w:type="dxa"/>
+          </w:tcPr>
+          <w:p/>
+        </w:tc>
+        <w:tc>
+          <w:tcPr>
+            <w:tcW w:w="1288" w:type="dxa"/>
           </w:tcPr>
           <w:p>
             <w:pPr>
@@ -468,7 +830,7 @@
         </w:tc>
         <w:tc>
           <w:tcPr>
-            <w:tcW w:w="2162" w:type="dxa"/>
+            <w:tcW w:w="1596" w:type="dxa"/>
           </w:tcPr>
           <w:p>
             <w:pPr>
@@ -483,7 +845,7 @@
         </w:tc>
         <w:tc>
           <w:tcPr>
-            <w:tcW w:w="1882" w:type="dxa"/>
+            <w:tcW w:w="4080" w:type="dxa"/>
           </w:tcPr>
           <w:p>
             <w:pPr>
@@ -500,7 +862,7 @@
       <w:tr>
         <w:tc>
           <w:tcPr>
-            <w:tcW w:w="2197" w:type="dxa"/>
+            <w:tcW w:w="744" w:type="dxa"/>
           </w:tcPr>
           <w:p>
             <w:pPr>
@@ -515,7 +877,13 @@
         </w:tc>
         <w:tc>
           <w:tcPr>
-            <w:tcW w:w="2253" w:type="dxa"/>
+            <w:tcW w:w="786" w:type="dxa"/>
+          </w:tcPr>
+          <w:p/>
+        </w:tc>
+        <w:tc>
+          <w:tcPr>
+            <w:tcW w:w="1288" w:type="dxa"/>
           </w:tcPr>
           <w:p>
             <w:pPr>
@@ -530,7 +898,7 @@
         </w:tc>
         <w:tc>
           <w:tcPr>
-            <w:tcW w:w="2162" w:type="dxa"/>
+            <w:tcW w:w="1596" w:type="dxa"/>
           </w:tcPr>
           <w:p>
             <w:pPr>
@@ -545,24 +913,16 @@
         </w:tc>
         <w:tc>
           <w:tcPr>
-            <w:tcW w:w="1882" w:type="dxa"/>
-          </w:tcPr>
-          <w:p>
-            <w:pPr>
-              <w:rPr>
-                <w:lang w:val="es-ES"/>
-              </w:rPr>
-            </w:pPr>
-            <w:r>
-              <w:t xml:space="preserve">&lt;p&gt;Hola, este es un </w:t>
-            </w:r>
-            <w:proofErr w:type="gramStart"/>
-            <w:r>
-              <w:t>párrafo.&lt;</w:t>
-            </w:r>
-            <w:proofErr w:type="gramEnd"/>
-            <w:r>
-              <w:t>/p&gt;</w:t>
+            <w:tcW w:w="4080" w:type="dxa"/>
+          </w:tcPr>
+          <w:p>
+            <w:pPr>
+              <w:rPr>
+                <w:lang w:val="es-ES"/>
+              </w:rPr>
+            </w:pPr>
+            <w:r>
+              <w:t>&lt;p&gt;Hola, este es un párrafo.&lt;/p&gt;</w:t>
             </w:r>
           </w:p>
         </w:tc>
@@ -570,7 +930,7 @@
       <w:tr>
         <w:tc>
           <w:tcPr>
-            <w:tcW w:w="2197" w:type="dxa"/>
+            <w:tcW w:w="744" w:type="dxa"/>
           </w:tcPr>
           <w:p>
             <w:pPr>
@@ -585,7 +945,13 @@
         </w:tc>
         <w:tc>
           <w:tcPr>
-            <w:tcW w:w="2253" w:type="dxa"/>
+            <w:tcW w:w="786" w:type="dxa"/>
+          </w:tcPr>
+          <w:p/>
+        </w:tc>
+        <w:tc>
+          <w:tcPr>
+            <w:tcW w:w="1288" w:type="dxa"/>
           </w:tcPr>
           <w:p>
             <w:pPr>
@@ -600,7 +966,7 @@
         </w:tc>
         <w:tc>
           <w:tcPr>
-            <w:tcW w:w="2162" w:type="dxa"/>
+            <w:tcW w:w="1596" w:type="dxa"/>
           </w:tcPr>
           <w:p>
             <w:pPr>
@@ -615,16 +981,24 @@
         </w:tc>
         <w:tc>
           <w:tcPr>
-            <w:tcW w:w="1882" w:type="dxa"/>
-          </w:tcPr>
-          <w:p>
-            <w:pPr>
-              <w:rPr>
-                <w:lang w:val="es-ES"/>
-              </w:rPr>
-            </w:pPr>
-            <w:r>
-              <w:t>&lt;a href="https://google.com"&gt;Google&lt;/a&gt;</w:t>
+            <w:tcW w:w="4080" w:type="dxa"/>
+          </w:tcPr>
+          <w:p>
+            <w:pPr>
+              <w:rPr>
+                <w:lang w:val="es-ES"/>
+              </w:rPr>
+            </w:pPr>
+            <w:r>
+              <w:t xml:space="preserve">&lt;a </w:t>
+            </w:r>
+            <w:proofErr w:type="spellStart"/>
+            <w:r>
+              <w:t>href</w:t>
+            </w:r>
+            <w:proofErr w:type="spellEnd"/>
+            <w:r>
+              <w:t>="https://google.com"&gt;Google&lt;/a&gt;</w:t>
             </w:r>
           </w:p>
         </w:tc>
@@ -632,7 +1006,7 @@
       <w:tr>
         <w:tc>
           <w:tcPr>
-            <w:tcW w:w="2197" w:type="dxa"/>
+            <w:tcW w:w="744" w:type="dxa"/>
           </w:tcPr>
           <w:p>
             <w:pPr>
@@ -647,22 +1021,36 @@
         </w:tc>
         <w:tc>
           <w:tcPr>
-            <w:tcW w:w="2253" w:type="dxa"/>
-          </w:tcPr>
-          <w:p>
-            <w:pPr>
-              <w:rPr>
-                <w:lang w:val="es-ES"/>
-              </w:rPr>
-            </w:pPr>
-            <w:r>
-              <w:t>&lt;img&gt;</w:t>
-            </w:r>
-          </w:p>
-        </w:tc>
-        <w:tc>
-          <w:tcPr>
-            <w:tcW w:w="2162" w:type="dxa"/>
+            <w:tcW w:w="786" w:type="dxa"/>
+          </w:tcPr>
+          <w:p/>
+        </w:tc>
+        <w:tc>
+          <w:tcPr>
+            <w:tcW w:w="1288" w:type="dxa"/>
+          </w:tcPr>
+          <w:p>
+            <w:pPr>
+              <w:rPr>
+                <w:lang w:val="es-ES"/>
+              </w:rPr>
+            </w:pPr>
+            <w:r>
+              <w:t>&lt;</w:t>
+            </w:r>
+            <w:proofErr w:type="spellStart"/>
+            <w:r>
+              <w:t>img</w:t>
+            </w:r>
+            <w:proofErr w:type="spellEnd"/>
+            <w:r>
+              <w:t>&gt;</w:t>
+            </w:r>
+          </w:p>
+        </w:tc>
+        <w:tc>
+          <w:tcPr>
+            <w:tcW w:w="1596" w:type="dxa"/>
           </w:tcPr>
           <w:p>
             <w:pPr>
@@ -677,16 +1065,40 @@
         </w:tc>
         <w:tc>
           <w:tcPr>
-            <w:tcW w:w="1882" w:type="dxa"/>
-          </w:tcPr>
-          <w:p>
-            <w:pPr>
-              <w:rPr>
-                <w:lang w:val="es-ES"/>
-              </w:rPr>
-            </w:pPr>
-            <w:r>
-              <w:t>&lt;img src="foto.jpg" alt="Una foto"&gt;</w:t>
+            <w:tcW w:w="4080" w:type="dxa"/>
+          </w:tcPr>
+          <w:p>
+            <w:pPr>
+              <w:rPr>
+                <w:lang w:val="es-ES"/>
+              </w:rPr>
+            </w:pPr>
+            <w:r>
+              <w:t>&lt;</w:t>
+            </w:r>
+            <w:proofErr w:type="spellStart"/>
+            <w:r>
+              <w:t>img</w:t>
+            </w:r>
+            <w:proofErr w:type="spellEnd"/>
+            <w:r>
+              <w:t xml:space="preserve"> </w:t>
+            </w:r>
+            <w:proofErr w:type="spellStart"/>
+            <w:r>
+              <w:t>src</w:t>
+            </w:r>
+            <w:proofErr w:type="spellEnd"/>
+            <w:r>
+              <w:t xml:space="preserve">="foto.jpg" </w:t>
+            </w:r>
+            <w:proofErr w:type="spellStart"/>
+            <w:r>
+              <w:t>alt</w:t>
+            </w:r>
+            <w:proofErr w:type="spellEnd"/>
+            <w:r>
+              <w:t>="Una foto"&gt;</w:t>
             </w:r>
           </w:p>
         </w:tc>
@@ -694,7 +1106,7 @@
       <w:tr>
         <w:tc>
           <w:tcPr>
-            <w:tcW w:w="2197" w:type="dxa"/>
+            <w:tcW w:w="744" w:type="dxa"/>
           </w:tcPr>
           <w:p>
             <w:pPr>
@@ -709,22 +1121,36 @@
         </w:tc>
         <w:tc>
           <w:tcPr>
-            <w:tcW w:w="2253" w:type="dxa"/>
-          </w:tcPr>
-          <w:p>
-            <w:pPr>
-              <w:rPr>
-                <w:lang w:val="es-ES"/>
-              </w:rPr>
-            </w:pPr>
-            <w:r>
-              <w:t>&lt;br&gt;</w:t>
-            </w:r>
-          </w:p>
-        </w:tc>
-        <w:tc>
-          <w:tcPr>
-            <w:tcW w:w="2162" w:type="dxa"/>
+            <w:tcW w:w="786" w:type="dxa"/>
+          </w:tcPr>
+          <w:p/>
+        </w:tc>
+        <w:tc>
+          <w:tcPr>
+            <w:tcW w:w="1288" w:type="dxa"/>
+          </w:tcPr>
+          <w:p>
+            <w:pPr>
+              <w:rPr>
+                <w:lang w:val="es-ES"/>
+              </w:rPr>
+            </w:pPr>
+            <w:r>
+              <w:t>&lt;</w:t>
+            </w:r>
+            <w:proofErr w:type="spellStart"/>
+            <w:r>
+              <w:t>br</w:t>
+            </w:r>
+            <w:proofErr w:type="spellEnd"/>
+            <w:r>
+              <w:t>&gt;</w:t>
+            </w:r>
+          </w:p>
+        </w:tc>
+        <w:tc>
+          <w:tcPr>
+            <w:tcW w:w="1596" w:type="dxa"/>
           </w:tcPr>
           <w:p>
             <w:pPr>
@@ -739,16 +1165,24 @@
         </w:tc>
         <w:tc>
           <w:tcPr>
-            <w:tcW w:w="1882" w:type="dxa"/>
-          </w:tcPr>
-          <w:p>
-            <w:pPr>
-              <w:rPr>
-                <w:lang w:val="es-ES"/>
-              </w:rPr>
-            </w:pPr>
-            <w:r>
-              <w:t>Hola&lt;br&gt;Mundo</w:t>
+            <w:tcW w:w="4080" w:type="dxa"/>
+          </w:tcPr>
+          <w:p>
+            <w:pPr>
+              <w:rPr>
+                <w:lang w:val="es-ES"/>
+              </w:rPr>
+            </w:pPr>
+            <w:r>
+              <w:t>Hola&lt;</w:t>
+            </w:r>
+            <w:proofErr w:type="spellStart"/>
+            <w:r>
+              <w:t>br</w:t>
+            </w:r>
+            <w:proofErr w:type="spellEnd"/>
+            <w:r>
+              <w:t>&gt;Mundo</w:t>
             </w:r>
           </w:p>
         </w:tc>
@@ -756,7 +1190,7 @@
       <w:tr>
         <w:tc>
           <w:tcPr>
-            <w:tcW w:w="2197" w:type="dxa"/>
+            <w:tcW w:w="744" w:type="dxa"/>
           </w:tcPr>
           <w:p>
             <w:pPr>
@@ -771,22 +1205,36 @@
         </w:tc>
         <w:tc>
           <w:tcPr>
-            <w:tcW w:w="2253" w:type="dxa"/>
-          </w:tcPr>
-          <w:p>
-            <w:pPr>
-              <w:rPr>
-                <w:lang w:val="es-ES"/>
-              </w:rPr>
-            </w:pPr>
-            <w:r>
-              <w:t>&lt;hr&gt;</w:t>
-            </w:r>
-          </w:p>
-        </w:tc>
-        <w:tc>
-          <w:tcPr>
-            <w:tcW w:w="2162" w:type="dxa"/>
+            <w:tcW w:w="786" w:type="dxa"/>
+          </w:tcPr>
+          <w:p/>
+        </w:tc>
+        <w:tc>
+          <w:tcPr>
+            <w:tcW w:w="1288" w:type="dxa"/>
+          </w:tcPr>
+          <w:p>
+            <w:pPr>
+              <w:rPr>
+                <w:lang w:val="es-ES"/>
+              </w:rPr>
+            </w:pPr>
+            <w:r>
+              <w:t>&lt;</w:t>
+            </w:r>
+            <w:proofErr w:type="spellStart"/>
+            <w:r>
+              <w:t>hr</w:t>
+            </w:r>
+            <w:proofErr w:type="spellEnd"/>
+            <w:r>
+              <w:t>&gt;</w:t>
+            </w:r>
+          </w:p>
+        </w:tc>
+        <w:tc>
+          <w:tcPr>
+            <w:tcW w:w="1596" w:type="dxa"/>
           </w:tcPr>
           <w:p>
             <w:pPr>
@@ -801,16 +1249,24 @@
         </w:tc>
         <w:tc>
           <w:tcPr>
-            <w:tcW w:w="1882" w:type="dxa"/>
-          </w:tcPr>
-          <w:p>
-            <w:pPr>
-              <w:rPr>
-                <w:lang w:val="es-ES"/>
-              </w:rPr>
-            </w:pPr>
-            <w:r>
-              <w:t>&lt;hr&gt;</w:t>
+            <w:tcW w:w="4080" w:type="dxa"/>
+          </w:tcPr>
+          <w:p>
+            <w:pPr>
+              <w:rPr>
+                <w:lang w:val="es-ES"/>
+              </w:rPr>
+            </w:pPr>
+            <w:r>
+              <w:t>&lt;</w:t>
+            </w:r>
+            <w:proofErr w:type="spellStart"/>
+            <w:r>
+              <w:t>hr</w:t>
+            </w:r>
+            <w:proofErr w:type="spellEnd"/>
+            <w:r>
+              <w:t>&gt;</w:t>
             </w:r>
           </w:p>
         </w:tc>
@@ -818,7 +1274,7 @@
       <w:tr>
         <w:tc>
           <w:tcPr>
-            <w:tcW w:w="2197" w:type="dxa"/>
+            <w:tcW w:w="744" w:type="dxa"/>
           </w:tcPr>
           <w:p>
             <w:pPr>
@@ -833,41 +1289,55 @@
         </w:tc>
         <w:tc>
           <w:tcPr>
-            <w:tcW w:w="2253" w:type="dxa"/>
-          </w:tcPr>
-          <w:p>
-            <w:pPr>
-              <w:rPr>
-                <w:lang w:val="es-ES"/>
-              </w:rPr>
-            </w:pPr>
-            <w:r>
-              <w:t>&lt;strong&gt;</w:t>
-            </w:r>
-          </w:p>
-        </w:tc>
-        <w:tc>
-          <w:tcPr>
-            <w:tcW w:w="2162" w:type="dxa"/>
-          </w:tcPr>
-          <w:p>
-            <w:pPr>
-              <w:rPr>
-                <w:lang w:val="es-ES"/>
-              </w:rPr>
-            </w:pPr>
-            <w:r>
-              <w:t xml:space="preserve">Indica que un texto tiene gran importancia; </w:t>
+            <w:tcW w:w="786" w:type="dxa"/>
+          </w:tcPr>
+          <w:p/>
+        </w:tc>
+        <w:tc>
+          <w:tcPr>
+            <w:tcW w:w="1288" w:type="dxa"/>
+          </w:tcPr>
+          <w:p>
+            <w:pPr>
+              <w:rPr>
+                <w:lang w:val="es-ES"/>
+              </w:rPr>
+            </w:pPr>
+            <w:r>
+              <w:t>&lt;</w:t>
+            </w:r>
+            <w:proofErr w:type="spellStart"/>
+            <w:r>
+              <w:t>strong</w:t>
+            </w:r>
+            <w:proofErr w:type="spellEnd"/>
+            <w:r>
+              <w:t>&gt;</w:t>
+            </w:r>
+          </w:p>
+        </w:tc>
+        <w:tc>
+          <w:tcPr>
+            <w:tcW w:w="1596" w:type="dxa"/>
+          </w:tcPr>
+          <w:p>
+            <w:pPr>
+              <w:rPr>
+                <w:lang w:val="es-ES"/>
+              </w:rPr>
+            </w:pPr>
+            <w:r>
+              <w:t xml:space="preserve">Indica que un texto tiene gran </w:t>
             </w:r>
             <w:r>
               <w:lastRenderedPageBreak/>
-              <w:t>normalmente aparece en negrita.</w:t>
-            </w:r>
-          </w:p>
-        </w:tc>
-        <w:tc>
-          <w:tcPr>
-            <w:tcW w:w="1882" w:type="dxa"/>
+              <w:t>importancia; normalmente aparece en negrita.</w:t>
+            </w:r>
+          </w:p>
+        </w:tc>
+        <w:tc>
+          <w:tcPr>
+            <w:tcW w:w="4080" w:type="dxa"/>
           </w:tcPr>
           <w:p>
             <w:pPr>
@@ -877,7 +1347,23 @@
             </w:pPr>
             <w:r>
               <w:lastRenderedPageBreak/>
-              <w:t>&lt;strong&gt;Importante&lt;/strong&gt;</w:t>
+              <w:t>&lt;</w:t>
+            </w:r>
+            <w:proofErr w:type="spellStart"/>
+            <w:r>
+              <w:t>strong</w:t>
+            </w:r>
+            <w:proofErr w:type="spellEnd"/>
+            <w:r>
+              <w:t>&gt;Importante&lt;/</w:t>
+            </w:r>
+            <w:proofErr w:type="spellStart"/>
+            <w:r>
+              <w:t>strong</w:t>
+            </w:r>
+            <w:proofErr w:type="spellEnd"/>
+            <w:r>
+              <w:t>&gt;</w:t>
             </w:r>
           </w:p>
         </w:tc>
@@ -885,7 +1371,7 @@
       <w:tr>
         <w:tc>
           <w:tcPr>
-            <w:tcW w:w="2197" w:type="dxa"/>
+            <w:tcW w:w="744" w:type="dxa"/>
           </w:tcPr>
           <w:p>
             <w:pPr>
@@ -900,7 +1386,13 @@
         </w:tc>
         <w:tc>
           <w:tcPr>
-            <w:tcW w:w="2253" w:type="dxa"/>
+            <w:tcW w:w="786" w:type="dxa"/>
+          </w:tcPr>
+          <w:p/>
+        </w:tc>
+        <w:tc>
+          <w:tcPr>
+            <w:tcW w:w="1288" w:type="dxa"/>
           </w:tcPr>
           <w:p>
             <w:pPr>
@@ -915,7 +1407,7 @@
         </w:tc>
         <w:tc>
           <w:tcPr>
-            <w:tcW w:w="2162" w:type="dxa"/>
+            <w:tcW w:w="1596" w:type="dxa"/>
           </w:tcPr>
           <w:p>
             <w:pPr>
@@ -930,7 +1422,7 @@
         </w:tc>
         <w:tc>
           <w:tcPr>
-            <w:tcW w:w="1882" w:type="dxa"/>
+            <w:tcW w:w="4080" w:type="dxa"/>
           </w:tcPr>
           <w:p>
             <w:pPr>
@@ -947,7 +1439,7 @@
       <w:tr>
         <w:tc>
           <w:tcPr>
-            <w:tcW w:w="2197" w:type="dxa"/>
+            <w:tcW w:w="744" w:type="dxa"/>
           </w:tcPr>
           <w:p>
             <w:pPr>
@@ -962,7 +1454,13 @@
         </w:tc>
         <w:tc>
           <w:tcPr>
-            <w:tcW w:w="2253" w:type="dxa"/>
+            <w:tcW w:w="786" w:type="dxa"/>
+          </w:tcPr>
+          <w:p/>
+        </w:tc>
+        <w:tc>
+          <w:tcPr>
+            <w:tcW w:w="1288" w:type="dxa"/>
           </w:tcPr>
           <w:p>
             <w:pPr>
@@ -977,7 +1475,7 @@
         </w:tc>
         <w:tc>
           <w:tcPr>
-            <w:tcW w:w="2162" w:type="dxa"/>
+            <w:tcW w:w="1596" w:type="dxa"/>
           </w:tcPr>
           <w:p>
             <w:pPr>
@@ -992,7 +1490,7 @@
         </w:tc>
         <w:tc>
           <w:tcPr>
-            <w:tcW w:w="1882" w:type="dxa"/>
+            <w:tcW w:w="4080" w:type="dxa"/>
           </w:tcPr>
           <w:p>
             <w:pPr>
@@ -1009,7 +1507,7 @@
       <w:tr>
         <w:tc>
           <w:tcPr>
-            <w:tcW w:w="2197" w:type="dxa"/>
+            <w:tcW w:w="744" w:type="dxa"/>
           </w:tcPr>
           <w:p>
             <w:pPr>
@@ -1024,22 +1522,36 @@
         </w:tc>
         <w:tc>
           <w:tcPr>
-            <w:tcW w:w="2253" w:type="dxa"/>
-          </w:tcPr>
-          <w:p>
-            <w:pPr>
-              <w:rPr>
-                <w:lang w:val="es-ES"/>
-              </w:rPr>
-            </w:pPr>
-            <w:r>
-              <w:t>&lt;ul&gt;</w:t>
-            </w:r>
-          </w:p>
-        </w:tc>
-        <w:tc>
-          <w:tcPr>
-            <w:tcW w:w="2162" w:type="dxa"/>
+            <w:tcW w:w="786" w:type="dxa"/>
+          </w:tcPr>
+          <w:p/>
+        </w:tc>
+        <w:tc>
+          <w:tcPr>
+            <w:tcW w:w="1288" w:type="dxa"/>
+          </w:tcPr>
+          <w:p>
+            <w:pPr>
+              <w:rPr>
+                <w:lang w:val="es-ES"/>
+              </w:rPr>
+            </w:pPr>
+            <w:r>
+              <w:t>&lt;</w:t>
+            </w:r>
+            <w:proofErr w:type="spellStart"/>
+            <w:r>
+              <w:t>ul</w:t>
+            </w:r>
+            <w:proofErr w:type="spellEnd"/>
+            <w:r>
+              <w:t>&gt;</w:t>
+            </w:r>
+          </w:p>
+        </w:tc>
+        <w:tc>
+          <w:tcPr>
+            <w:tcW w:w="1596" w:type="dxa"/>
           </w:tcPr>
           <w:p>
             <w:pPr>
@@ -1054,16 +1566,48 @@
         </w:tc>
         <w:tc>
           <w:tcPr>
-            <w:tcW w:w="1882" w:type="dxa"/>
-          </w:tcPr>
-          <w:p>
-            <w:pPr>
-              <w:rPr>
-                <w:lang w:val="es-ES"/>
-              </w:rPr>
-            </w:pPr>
-            <w:r>
-              <w:t>&lt;ul&gt;&lt;li&gt;Pan&lt;/li&gt;&lt;/ul&gt;</w:t>
+            <w:tcW w:w="4080" w:type="dxa"/>
+          </w:tcPr>
+          <w:p>
+            <w:pPr>
+              <w:rPr>
+                <w:lang w:val="es-ES"/>
+              </w:rPr>
+            </w:pPr>
+            <w:r>
+              <w:t>&lt;</w:t>
+            </w:r>
+            <w:proofErr w:type="spellStart"/>
+            <w:r>
+              <w:t>ul</w:t>
+            </w:r>
+            <w:proofErr w:type="spellEnd"/>
+            <w:r>
+              <w:t>&gt;&lt;</w:t>
+            </w:r>
+            <w:proofErr w:type="spellStart"/>
+            <w:r>
+              <w:t>li</w:t>
+            </w:r>
+            <w:proofErr w:type="spellEnd"/>
+            <w:r>
+              <w:t>&gt;Pan&lt;/</w:t>
+            </w:r>
+            <w:proofErr w:type="spellStart"/>
+            <w:r>
+              <w:t>li</w:t>
+            </w:r>
+            <w:proofErr w:type="spellEnd"/>
+            <w:r>
+              <w:t>&gt;&lt;/</w:t>
+            </w:r>
+            <w:proofErr w:type="spellStart"/>
+            <w:r>
+              <w:t>ul</w:t>
+            </w:r>
+            <w:proofErr w:type="spellEnd"/>
+            <w:r>
+              <w:t>&gt;</w:t>
             </w:r>
           </w:p>
         </w:tc>
@@ -1071,7 +1615,7 @@
       <w:tr>
         <w:tc>
           <w:tcPr>
-            <w:tcW w:w="2197" w:type="dxa"/>
+            <w:tcW w:w="744" w:type="dxa"/>
           </w:tcPr>
           <w:p>
             <w:pPr>
@@ -1086,22 +1630,36 @@
         </w:tc>
         <w:tc>
           <w:tcPr>
-            <w:tcW w:w="2253" w:type="dxa"/>
-          </w:tcPr>
-          <w:p>
-            <w:pPr>
-              <w:rPr>
-                <w:lang w:val="es-ES"/>
-              </w:rPr>
-            </w:pPr>
-            <w:r>
-              <w:t>&lt;ol&gt;</w:t>
-            </w:r>
-          </w:p>
-        </w:tc>
-        <w:tc>
-          <w:tcPr>
-            <w:tcW w:w="2162" w:type="dxa"/>
+            <w:tcW w:w="786" w:type="dxa"/>
+          </w:tcPr>
+          <w:p/>
+        </w:tc>
+        <w:tc>
+          <w:tcPr>
+            <w:tcW w:w="1288" w:type="dxa"/>
+          </w:tcPr>
+          <w:p>
+            <w:pPr>
+              <w:rPr>
+                <w:lang w:val="es-ES"/>
+              </w:rPr>
+            </w:pPr>
+            <w:r>
+              <w:t>&lt;</w:t>
+            </w:r>
+            <w:proofErr w:type="spellStart"/>
+            <w:r>
+              <w:t>ol</w:t>
+            </w:r>
+            <w:proofErr w:type="spellEnd"/>
+            <w:r>
+              <w:t>&gt;</w:t>
+            </w:r>
+          </w:p>
+        </w:tc>
+        <w:tc>
+          <w:tcPr>
+            <w:tcW w:w="1596" w:type="dxa"/>
           </w:tcPr>
           <w:p>
             <w:pPr>
@@ -1116,16 +1674,48 @@
         </w:tc>
         <w:tc>
           <w:tcPr>
-            <w:tcW w:w="1882" w:type="dxa"/>
-          </w:tcPr>
-          <w:p>
-            <w:pPr>
-              <w:rPr>
-                <w:lang w:val="es-ES"/>
-              </w:rPr>
-            </w:pPr>
-            <w:r>
-              <w:t>&lt;ol&gt;&lt;li&gt;Primero&lt;/li&gt;&lt;/ol&gt;</w:t>
+            <w:tcW w:w="4080" w:type="dxa"/>
+          </w:tcPr>
+          <w:p>
+            <w:pPr>
+              <w:rPr>
+                <w:lang w:val="es-ES"/>
+              </w:rPr>
+            </w:pPr>
+            <w:r>
+              <w:t>&lt;</w:t>
+            </w:r>
+            <w:proofErr w:type="spellStart"/>
+            <w:r>
+              <w:t>ol</w:t>
+            </w:r>
+            <w:proofErr w:type="spellEnd"/>
+            <w:r>
+              <w:t>&gt;&lt;</w:t>
+            </w:r>
+            <w:proofErr w:type="spellStart"/>
+            <w:r>
+              <w:t>li</w:t>
+            </w:r>
+            <w:proofErr w:type="spellEnd"/>
+            <w:r>
+              <w:t>&gt;Primero&lt;/</w:t>
+            </w:r>
+            <w:proofErr w:type="spellStart"/>
+            <w:r>
+              <w:t>li</w:t>
+            </w:r>
+            <w:proofErr w:type="spellEnd"/>
+            <w:r>
+              <w:t>&gt;&lt;/</w:t>
+            </w:r>
+            <w:proofErr w:type="spellStart"/>
+            <w:r>
+              <w:t>ol</w:t>
+            </w:r>
+            <w:proofErr w:type="spellEnd"/>
+            <w:r>
+              <w:t>&gt;</w:t>
             </w:r>
           </w:p>
         </w:tc>
@@ -1133,7 +1723,7 @@
       <w:tr>
         <w:tc>
           <w:tcPr>
-            <w:tcW w:w="2197" w:type="dxa"/>
+            <w:tcW w:w="744" w:type="dxa"/>
           </w:tcPr>
           <w:p>
             <w:pPr>
@@ -1148,22 +1738,36 @@
         </w:tc>
         <w:tc>
           <w:tcPr>
-            <w:tcW w:w="2253" w:type="dxa"/>
-          </w:tcPr>
-          <w:p>
-            <w:pPr>
-              <w:rPr>
-                <w:lang w:val="es-ES"/>
-              </w:rPr>
-            </w:pPr>
-            <w:r>
-              <w:t>&lt;li&gt;</w:t>
-            </w:r>
-          </w:p>
-        </w:tc>
-        <w:tc>
-          <w:tcPr>
-            <w:tcW w:w="2162" w:type="dxa"/>
+            <w:tcW w:w="786" w:type="dxa"/>
+          </w:tcPr>
+          <w:p/>
+        </w:tc>
+        <w:tc>
+          <w:tcPr>
+            <w:tcW w:w="1288" w:type="dxa"/>
+          </w:tcPr>
+          <w:p>
+            <w:pPr>
+              <w:rPr>
+                <w:lang w:val="es-ES"/>
+              </w:rPr>
+            </w:pPr>
+            <w:r>
+              <w:t>&lt;</w:t>
+            </w:r>
+            <w:proofErr w:type="spellStart"/>
+            <w:r>
+              <w:t>li</w:t>
+            </w:r>
+            <w:proofErr w:type="spellEnd"/>
+            <w:r>
+              <w:t>&gt;</w:t>
+            </w:r>
+          </w:p>
+        </w:tc>
+        <w:tc>
+          <w:tcPr>
+            <w:tcW w:w="1596" w:type="dxa"/>
           </w:tcPr>
           <w:p>
             <w:pPr>
@@ -1178,16 +1782,32 @@
         </w:tc>
         <w:tc>
           <w:tcPr>
-            <w:tcW w:w="1882" w:type="dxa"/>
-          </w:tcPr>
-          <w:p>
-            <w:pPr>
-              <w:rPr>
-                <w:lang w:val="es-ES"/>
-              </w:rPr>
-            </w:pPr>
-            <w:r>
-              <w:t>&lt;li&gt;Manzana&lt;/li&gt;</w:t>
+            <w:tcW w:w="4080" w:type="dxa"/>
+          </w:tcPr>
+          <w:p>
+            <w:pPr>
+              <w:rPr>
+                <w:lang w:val="es-ES"/>
+              </w:rPr>
+            </w:pPr>
+            <w:r>
+              <w:t>&lt;</w:t>
+            </w:r>
+            <w:proofErr w:type="spellStart"/>
+            <w:r>
+              <w:t>li</w:t>
+            </w:r>
+            <w:proofErr w:type="spellEnd"/>
+            <w:r>
+              <w:t>&gt;Manzana&lt;/</w:t>
+            </w:r>
+            <w:proofErr w:type="spellStart"/>
+            <w:r>
+              <w:t>li</w:t>
+            </w:r>
+            <w:proofErr w:type="spellEnd"/>
+            <w:r>
+              <w:t>&gt;</w:t>
             </w:r>
           </w:p>
         </w:tc>
@@ -1195,7 +1815,7 @@
       <w:tr>
         <w:tc>
           <w:tcPr>
-            <w:tcW w:w="2197" w:type="dxa"/>
+            <w:tcW w:w="744" w:type="dxa"/>
           </w:tcPr>
           <w:p>
             <w:pPr>
@@ -1210,22 +1830,36 @@
         </w:tc>
         <w:tc>
           <w:tcPr>
-            <w:tcW w:w="2253" w:type="dxa"/>
-          </w:tcPr>
-          <w:p>
-            <w:pPr>
-              <w:rPr>
-                <w:lang w:val="es-ES"/>
-              </w:rPr>
-            </w:pPr>
-            <w:r>
-              <w:t>&lt;div&gt;</w:t>
-            </w:r>
-          </w:p>
-        </w:tc>
-        <w:tc>
-          <w:tcPr>
-            <w:tcW w:w="2162" w:type="dxa"/>
+            <w:tcW w:w="786" w:type="dxa"/>
+          </w:tcPr>
+          <w:p/>
+        </w:tc>
+        <w:tc>
+          <w:tcPr>
+            <w:tcW w:w="1288" w:type="dxa"/>
+          </w:tcPr>
+          <w:p>
+            <w:pPr>
+              <w:rPr>
+                <w:lang w:val="es-ES"/>
+              </w:rPr>
+            </w:pPr>
+            <w:r>
+              <w:t>&lt;</w:t>
+            </w:r>
+            <w:proofErr w:type="spellStart"/>
+            <w:r>
+              <w:t>div</w:t>
+            </w:r>
+            <w:proofErr w:type="spellEnd"/>
+            <w:r>
+              <w:t>&gt;</w:t>
+            </w:r>
+          </w:p>
+        </w:tc>
+        <w:tc>
+          <w:tcPr>
+            <w:tcW w:w="1596" w:type="dxa"/>
           </w:tcPr>
           <w:p>
             <w:pPr>
@@ -1240,16 +1874,32 @@
         </w:tc>
         <w:tc>
           <w:tcPr>
-            <w:tcW w:w="1882" w:type="dxa"/>
-          </w:tcPr>
-          <w:p>
-            <w:pPr>
-              <w:rPr>
-                <w:lang w:val="es-ES"/>
-              </w:rPr>
-            </w:pPr>
-            <w:r>
-              <w:t>&lt;div&gt;&lt;p&gt;Hola&lt;/p&gt;&lt;/div&gt;</w:t>
+            <w:tcW w:w="4080" w:type="dxa"/>
+          </w:tcPr>
+          <w:p>
+            <w:pPr>
+              <w:rPr>
+                <w:lang w:val="es-ES"/>
+              </w:rPr>
+            </w:pPr>
+            <w:r>
+              <w:t>&lt;</w:t>
+            </w:r>
+            <w:proofErr w:type="spellStart"/>
+            <w:r>
+              <w:t>div</w:t>
+            </w:r>
+            <w:proofErr w:type="spellEnd"/>
+            <w:r>
+              <w:t>&gt;&lt;p&gt;Hola&lt;/p&gt;&lt;/</w:t>
+            </w:r>
+            <w:proofErr w:type="spellStart"/>
+            <w:r>
+              <w:t>div</w:t>
+            </w:r>
+            <w:proofErr w:type="spellEnd"/>
+            <w:r>
+              <w:t>&gt;</w:t>
             </w:r>
           </w:p>
         </w:tc>
@@ -1257,7 +1907,7 @@
       <w:tr>
         <w:tc>
           <w:tcPr>
-            <w:tcW w:w="2197" w:type="dxa"/>
+            <w:tcW w:w="744" w:type="dxa"/>
           </w:tcPr>
           <w:p>
             <w:pPr>
@@ -1272,22 +1922,36 @@
         </w:tc>
         <w:tc>
           <w:tcPr>
-            <w:tcW w:w="2253" w:type="dxa"/>
-          </w:tcPr>
-          <w:p>
-            <w:pPr>
-              <w:rPr>
-                <w:lang w:val="es-ES"/>
-              </w:rPr>
-            </w:pPr>
-            <w:r>
-              <w:t>&lt;span&gt;</w:t>
-            </w:r>
-          </w:p>
-        </w:tc>
-        <w:tc>
-          <w:tcPr>
-            <w:tcW w:w="2162" w:type="dxa"/>
+            <w:tcW w:w="786" w:type="dxa"/>
+          </w:tcPr>
+          <w:p/>
+        </w:tc>
+        <w:tc>
+          <w:tcPr>
+            <w:tcW w:w="1288" w:type="dxa"/>
+          </w:tcPr>
+          <w:p>
+            <w:pPr>
+              <w:rPr>
+                <w:lang w:val="es-ES"/>
+              </w:rPr>
+            </w:pPr>
+            <w:r>
+              <w:t>&lt;</w:t>
+            </w:r>
+            <w:proofErr w:type="spellStart"/>
+            <w:r>
+              <w:t>span</w:t>
+            </w:r>
+            <w:proofErr w:type="spellEnd"/>
+            <w:r>
+              <w:t>&gt;</w:t>
+            </w:r>
+          </w:p>
+        </w:tc>
+        <w:tc>
+          <w:tcPr>
+            <w:tcW w:w="1596" w:type="dxa"/>
           </w:tcPr>
           <w:p>
             <w:pPr>
@@ -1302,16 +1966,32 @@
         </w:tc>
         <w:tc>
           <w:tcPr>
-            <w:tcW w:w="1882" w:type="dxa"/>
-          </w:tcPr>
-          <w:p>
-            <w:pPr>
-              <w:rPr>
-                <w:lang w:val="es-ES"/>
-              </w:rPr>
-            </w:pPr>
-            <w:r>
-              <w:t>&lt;span&gt;Texto&lt;/span&gt;</w:t>
+            <w:tcW w:w="4080" w:type="dxa"/>
+          </w:tcPr>
+          <w:p>
+            <w:pPr>
+              <w:rPr>
+                <w:lang w:val="es-ES"/>
+              </w:rPr>
+            </w:pPr>
+            <w:r>
+              <w:t>&lt;</w:t>
+            </w:r>
+            <w:proofErr w:type="spellStart"/>
+            <w:r>
+              <w:t>span</w:t>
+            </w:r>
+            <w:proofErr w:type="spellEnd"/>
+            <w:r>
+              <w:t>&gt;Texto&lt;/</w:t>
+            </w:r>
+            <w:proofErr w:type="spellStart"/>
+            <w:r>
+              <w:t>span</w:t>
+            </w:r>
+            <w:proofErr w:type="spellEnd"/>
+            <w:r>
+              <w:t>&gt;</w:t>
             </w:r>
           </w:p>
         </w:tc>
@@ -1319,7 +1999,7 @@
       <w:tr>
         <w:tc>
           <w:tcPr>
-            <w:tcW w:w="2197" w:type="dxa"/>
+            <w:tcW w:w="744" w:type="dxa"/>
           </w:tcPr>
           <w:p>
             <w:pPr>
@@ -1334,7 +2014,13 @@
         </w:tc>
         <w:tc>
           <w:tcPr>
-            <w:tcW w:w="2253" w:type="dxa"/>
+            <w:tcW w:w="786" w:type="dxa"/>
+          </w:tcPr>
+          <w:p/>
+        </w:tc>
+        <w:tc>
+          <w:tcPr>
+            <w:tcW w:w="1288" w:type="dxa"/>
           </w:tcPr>
           <w:p>
             <w:pPr>
@@ -1349,7 +2035,7 @@
         </w:tc>
         <w:tc>
           <w:tcPr>
-            <w:tcW w:w="2162" w:type="dxa"/>
+            <w:tcW w:w="1596" w:type="dxa"/>
           </w:tcPr>
           <w:p>
             <w:pPr>
@@ -1364,16 +2050,48 @@
         </w:tc>
         <w:tc>
           <w:tcPr>
-            <w:tcW w:w="1882" w:type="dxa"/>
-          </w:tcPr>
-          <w:p>
-            <w:pPr>
-              <w:rPr>
-                <w:lang w:val="es-ES"/>
-              </w:rPr>
-            </w:pPr>
-            <w:r>
-              <w:t>&lt;table&gt;&lt;tr&gt;&lt;td&gt;Juan&lt;/td&gt;&lt;/tr&gt;&lt;/table&gt;</w:t>
+            <w:tcW w:w="4080" w:type="dxa"/>
+          </w:tcPr>
+          <w:p>
+            <w:pPr>
+              <w:rPr>
+                <w:lang w:val="es-ES"/>
+              </w:rPr>
+            </w:pPr>
+            <w:r>
+              <w:t>&lt;table&gt;&lt;</w:t>
+            </w:r>
+            <w:proofErr w:type="spellStart"/>
+            <w:r>
+              <w:t>tr</w:t>
+            </w:r>
+            <w:proofErr w:type="spellEnd"/>
+            <w:r>
+              <w:t>&gt;&lt;</w:t>
+            </w:r>
+            <w:proofErr w:type="spellStart"/>
+            <w:r>
+              <w:t>td</w:t>
+            </w:r>
+            <w:proofErr w:type="spellEnd"/>
+            <w:r>
+              <w:t>&gt;Juan&lt;/</w:t>
+            </w:r>
+            <w:proofErr w:type="spellStart"/>
+            <w:r>
+              <w:t>td</w:t>
+            </w:r>
+            <w:proofErr w:type="spellEnd"/>
+            <w:r>
+              <w:t>&gt;&lt;/</w:t>
+            </w:r>
+            <w:proofErr w:type="spellStart"/>
+            <w:r>
+              <w:t>tr</w:t>
+            </w:r>
+            <w:proofErr w:type="spellEnd"/>
+            <w:r>
+              <w:t>&gt;&lt;/table&gt;</w:t>
             </w:r>
           </w:p>
         </w:tc>
@@ -1381,7 +2099,7 @@
       <w:tr>
         <w:tc>
           <w:tcPr>
-            <w:tcW w:w="2197" w:type="dxa"/>
+            <w:tcW w:w="744" w:type="dxa"/>
           </w:tcPr>
           <w:p>
             <w:pPr>
@@ -1396,22 +2114,36 @@
         </w:tc>
         <w:tc>
           <w:tcPr>
-            <w:tcW w:w="2253" w:type="dxa"/>
-          </w:tcPr>
-          <w:p>
-            <w:pPr>
-              <w:rPr>
-                <w:lang w:val="es-ES"/>
-              </w:rPr>
-            </w:pPr>
-            <w:r>
-              <w:t>&lt;tr&gt;</w:t>
-            </w:r>
-          </w:p>
-        </w:tc>
-        <w:tc>
-          <w:tcPr>
-            <w:tcW w:w="2162" w:type="dxa"/>
+            <w:tcW w:w="786" w:type="dxa"/>
+          </w:tcPr>
+          <w:p/>
+        </w:tc>
+        <w:tc>
+          <w:tcPr>
+            <w:tcW w:w="1288" w:type="dxa"/>
+          </w:tcPr>
+          <w:p>
+            <w:pPr>
+              <w:rPr>
+                <w:lang w:val="es-ES"/>
+              </w:rPr>
+            </w:pPr>
+            <w:r>
+              <w:t>&lt;</w:t>
+            </w:r>
+            <w:proofErr w:type="spellStart"/>
+            <w:r>
+              <w:t>tr</w:t>
+            </w:r>
+            <w:proofErr w:type="spellEnd"/>
+            <w:r>
+              <w:t>&gt;</w:t>
+            </w:r>
+          </w:p>
+        </w:tc>
+        <w:tc>
+          <w:tcPr>
+            <w:tcW w:w="1596" w:type="dxa"/>
           </w:tcPr>
           <w:p>
             <w:pPr>
@@ -1426,16 +2158,48 @@
         </w:tc>
         <w:tc>
           <w:tcPr>
-            <w:tcW w:w="1882" w:type="dxa"/>
-          </w:tcPr>
-          <w:p>
-            <w:pPr>
-              <w:rPr>
-                <w:lang w:val="es-ES"/>
-              </w:rPr>
-            </w:pPr>
-            <w:r>
-              <w:t>&lt;tr&gt;&lt;td&gt;Juan&lt;/td&gt;&lt;/tr&gt;</w:t>
+            <w:tcW w:w="4080" w:type="dxa"/>
+          </w:tcPr>
+          <w:p>
+            <w:pPr>
+              <w:rPr>
+                <w:lang w:val="es-ES"/>
+              </w:rPr>
+            </w:pPr>
+            <w:r>
+              <w:t>&lt;</w:t>
+            </w:r>
+            <w:proofErr w:type="spellStart"/>
+            <w:r>
+              <w:t>tr</w:t>
+            </w:r>
+            <w:proofErr w:type="spellEnd"/>
+            <w:r>
+              <w:t>&gt;&lt;</w:t>
+            </w:r>
+            <w:proofErr w:type="spellStart"/>
+            <w:r>
+              <w:t>td</w:t>
+            </w:r>
+            <w:proofErr w:type="spellEnd"/>
+            <w:r>
+              <w:t>&gt;Juan&lt;/</w:t>
+            </w:r>
+            <w:proofErr w:type="spellStart"/>
+            <w:r>
+              <w:t>td</w:t>
+            </w:r>
+            <w:proofErr w:type="spellEnd"/>
+            <w:r>
+              <w:t>&gt;&lt;/</w:t>
+            </w:r>
+            <w:proofErr w:type="spellStart"/>
+            <w:r>
+              <w:t>tr</w:t>
+            </w:r>
+            <w:proofErr w:type="spellEnd"/>
+            <w:r>
+              <w:t>&gt;</w:t>
             </w:r>
           </w:p>
         </w:tc>
@@ -1443,7 +2207,7 @@
       <w:tr>
         <w:tc>
           <w:tcPr>
-            <w:tcW w:w="2197" w:type="dxa"/>
+            <w:tcW w:w="744" w:type="dxa"/>
           </w:tcPr>
           <w:p>
             <w:pPr>
@@ -1458,22 +2222,36 @@
         </w:tc>
         <w:tc>
           <w:tcPr>
-            <w:tcW w:w="2253" w:type="dxa"/>
-          </w:tcPr>
-          <w:p>
-            <w:pPr>
-              <w:rPr>
-                <w:lang w:val="es-ES"/>
-              </w:rPr>
-            </w:pPr>
-            <w:r>
-              <w:t>&lt;td&gt;</w:t>
-            </w:r>
-          </w:p>
-        </w:tc>
-        <w:tc>
-          <w:tcPr>
-            <w:tcW w:w="2162" w:type="dxa"/>
+            <w:tcW w:w="786" w:type="dxa"/>
+          </w:tcPr>
+          <w:p/>
+        </w:tc>
+        <w:tc>
+          <w:tcPr>
+            <w:tcW w:w="1288" w:type="dxa"/>
+          </w:tcPr>
+          <w:p>
+            <w:pPr>
+              <w:rPr>
+                <w:lang w:val="es-ES"/>
+              </w:rPr>
+            </w:pPr>
+            <w:r>
+              <w:t>&lt;</w:t>
+            </w:r>
+            <w:proofErr w:type="spellStart"/>
+            <w:r>
+              <w:t>td</w:t>
+            </w:r>
+            <w:proofErr w:type="spellEnd"/>
+            <w:r>
+              <w:t>&gt;</w:t>
+            </w:r>
+          </w:p>
+        </w:tc>
+        <w:tc>
+          <w:tcPr>
+            <w:tcW w:w="1596" w:type="dxa"/>
           </w:tcPr>
           <w:p>
             <w:pPr>
@@ -1488,16 +2266,32 @@
         </w:tc>
         <w:tc>
           <w:tcPr>
-            <w:tcW w:w="1882" w:type="dxa"/>
-          </w:tcPr>
-          <w:p>
-            <w:pPr>
-              <w:rPr>
-                <w:lang w:val="es-ES"/>
-              </w:rPr>
-            </w:pPr>
-            <w:r>
-              <w:t>&lt;td&gt;20 años&lt;/td&gt;</w:t>
+            <w:tcW w:w="4080" w:type="dxa"/>
+          </w:tcPr>
+          <w:p>
+            <w:pPr>
+              <w:rPr>
+                <w:lang w:val="es-ES"/>
+              </w:rPr>
+            </w:pPr>
+            <w:r>
+              <w:t>&lt;</w:t>
+            </w:r>
+            <w:proofErr w:type="spellStart"/>
+            <w:r>
+              <w:t>td</w:t>
+            </w:r>
+            <w:proofErr w:type="spellEnd"/>
+            <w:r>
+              <w:t>&gt;20 años&lt;/</w:t>
+            </w:r>
+            <w:proofErr w:type="spellStart"/>
+            <w:r>
+              <w:t>td</w:t>
+            </w:r>
+            <w:proofErr w:type="spellEnd"/>
+            <w:r>
+              <w:t>&gt;</w:t>
             </w:r>
           </w:p>
         </w:tc>
@@ -1505,7 +2299,7 @@
       <w:tr>
         <w:tc>
           <w:tcPr>
-            <w:tcW w:w="2197" w:type="dxa"/>
+            <w:tcW w:w="744" w:type="dxa"/>
           </w:tcPr>
           <w:p>
             <w:pPr>
@@ -1520,22 +2314,36 @@
         </w:tc>
         <w:tc>
           <w:tcPr>
-            <w:tcW w:w="2253" w:type="dxa"/>
-          </w:tcPr>
-          <w:p>
-            <w:pPr>
-              <w:rPr>
-                <w:lang w:val="es-ES"/>
-              </w:rPr>
-            </w:pPr>
-            <w:r>
-              <w:t>&lt;th&gt;</w:t>
-            </w:r>
-          </w:p>
-        </w:tc>
-        <w:tc>
-          <w:tcPr>
-            <w:tcW w:w="2162" w:type="dxa"/>
+            <w:tcW w:w="786" w:type="dxa"/>
+          </w:tcPr>
+          <w:p/>
+        </w:tc>
+        <w:tc>
+          <w:tcPr>
+            <w:tcW w:w="1288" w:type="dxa"/>
+          </w:tcPr>
+          <w:p>
+            <w:pPr>
+              <w:rPr>
+                <w:lang w:val="es-ES"/>
+              </w:rPr>
+            </w:pPr>
+            <w:r>
+              <w:t>&lt;</w:t>
+            </w:r>
+            <w:proofErr w:type="spellStart"/>
+            <w:r>
+              <w:t>th</w:t>
+            </w:r>
+            <w:proofErr w:type="spellEnd"/>
+            <w:r>
+              <w:t>&gt;</w:t>
+            </w:r>
+          </w:p>
+        </w:tc>
+        <w:tc>
+          <w:tcPr>
+            <w:tcW w:w="1596" w:type="dxa"/>
           </w:tcPr>
           <w:p>
             <w:pPr>
@@ -1550,16 +2358,197 @@
         </w:tc>
         <w:tc>
           <w:tcPr>
-            <w:tcW w:w="1882" w:type="dxa"/>
-          </w:tcPr>
-          <w:p>
-            <w:pPr>
-              <w:rPr>
-                <w:lang w:val="es-ES"/>
-              </w:rPr>
-            </w:pPr>
-            <w:r>
-              <w:t>&lt;th&gt;Nombre&lt;/th&gt;</w:t>
+            <w:tcW w:w="4080" w:type="dxa"/>
+          </w:tcPr>
+          <w:p>
+            <w:pPr>
+              <w:rPr>
+                <w:lang w:val="es-ES"/>
+              </w:rPr>
+            </w:pPr>
+            <w:r>
+              <w:t>&lt;</w:t>
+            </w:r>
+            <w:proofErr w:type="spellStart"/>
+            <w:r>
+              <w:t>th</w:t>
+            </w:r>
+            <w:proofErr w:type="spellEnd"/>
+            <w:r>
+              <w:t>&gt;Nombre&lt;/</w:t>
+            </w:r>
+            <w:proofErr w:type="spellStart"/>
+            <w:r>
+              <w:t>th</w:t>
+            </w:r>
+            <w:proofErr w:type="spellEnd"/>
+            <w:r>
+              <w:t>&gt;</w:t>
+            </w:r>
+          </w:p>
+        </w:tc>
+      </w:tr>
+      <w:tr>
+        <w:tc>
+          <w:tcPr>
+            <w:tcW w:w="744" w:type="dxa"/>
+          </w:tcPr>
+          <w:p>
+            <w:r>
+              <w:t>24</w:t>
+            </w:r>
+          </w:p>
+        </w:tc>
+        <w:tc>
+          <w:tcPr>
+            <w:tcW w:w="786" w:type="dxa"/>
+          </w:tcPr>
+          <w:p/>
+        </w:tc>
+        <w:tc>
+          <w:tcPr>
+            <w:tcW w:w="1288" w:type="dxa"/>
+          </w:tcPr>
+          <w:p>
+            <w:r>
+              <w:t>&lt;</w:t>
+            </w:r>
+            <w:proofErr w:type="spellStart"/>
+            <w:r>
+              <w:t>form</w:t>
+            </w:r>
+            <w:proofErr w:type="spellEnd"/>
+            <w:r>
+              <w:t>&gt;</w:t>
+            </w:r>
+          </w:p>
+        </w:tc>
+        <w:tc>
+          <w:tcPr>
+            <w:tcW w:w="1596" w:type="dxa"/>
+          </w:tcPr>
+          <w:p>
+            <w:r>
+              <w:t xml:space="preserve">Crea un formulario para que el usuario </w:t>
+            </w:r>
+            <w:r>
+              <w:lastRenderedPageBreak/>
+              <w:t>introduzca datos.</w:t>
+            </w:r>
+          </w:p>
+        </w:tc>
+        <w:tc>
+          <w:tcPr>
+            <w:tcW w:w="4080" w:type="dxa"/>
+          </w:tcPr>
+          <w:p>
+            <w:r>
+              <w:lastRenderedPageBreak/>
+              <w:t>&lt;</w:t>
+            </w:r>
+            <w:proofErr w:type="spellStart"/>
+            <w:r>
+              <w:t>form</w:t>
+            </w:r>
+            <w:proofErr w:type="spellEnd"/>
+            <w:r>
+              <w:t xml:space="preserve">&gt;&lt;input </w:t>
+            </w:r>
+            <w:proofErr w:type="spellStart"/>
+            <w:r>
+              <w:t>type</w:t>
+            </w:r>
+            <w:proofErr w:type="spellEnd"/>
+            <w:r>
+              <w:t>="</w:t>
+            </w:r>
+            <w:proofErr w:type="spellStart"/>
+            <w:r>
+              <w:t>text</w:t>
+            </w:r>
+            <w:proofErr w:type="spellEnd"/>
+            <w:r>
+              <w:t>"&gt;&lt;/</w:t>
+            </w:r>
+            <w:proofErr w:type="spellStart"/>
+            <w:r>
+              <w:t>form</w:t>
+            </w:r>
+            <w:proofErr w:type="spellEnd"/>
+            <w:r>
+              <w:t>&gt;</w:t>
+            </w:r>
+          </w:p>
+        </w:tc>
+      </w:tr>
+      <w:tr>
+        <w:tc>
+          <w:tcPr>
+            <w:tcW w:w="744" w:type="dxa"/>
+          </w:tcPr>
+          <w:p>
+            <w:r>
+              <w:t>25</w:t>
+            </w:r>
+          </w:p>
+        </w:tc>
+        <w:tc>
+          <w:tcPr>
+            <w:tcW w:w="786" w:type="dxa"/>
+          </w:tcPr>
+          <w:p/>
+        </w:tc>
+        <w:tc>
+          <w:tcPr>
+            <w:tcW w:w="1288" w:type="dxa"/>
+          </w:tcPr>
+          <w:p>
+            <w:r>
+              <w:t>&lt;</w:t>
+            </w:r>
+            <w:proofErr w:type="spellStart"/>
+            <w:r>
+              <w:t>button</w:t>
+            </w:r>
+            <w:proofErr w:type="spellEnd"/>
+            <w:r>
+              <w:t>&gt;</w:t>
+            </w:r>
+          </w:p>
+        </w:tc>
+        <w:tc>
+          <w:tcPr>
+            <w:tcW w:w="1596" w:type="dxa"/>
+          </w:tcPr>
+          <w:p>
+            <w:r>
+              <w:t>Crea un botón que puede realizar una acción.</w:t>
+            </w:r>
+          </w:p>
+        </w:tc>
+        <w:tc>
+          <w:tcPr>
+            <w:tcW w:w="4080" w:type="dxa"/>
+          </w:tcPr>
+          <w:p>
+            <w:r>
+              <w:t>&lt;</w:t>
+            </w:r>
+            <w:proofErr w:type="spellStart"/>
+            <w:r>
+              <w:t>button</w:t>
+            </w:r>
+            <w:proofErr w:type="spellEnd"/>
+            <w:r>
+              <w:t>&gt;Enviar&lt;/</w:t>
+            </w:r>
+            <w:proofErr w:type="spellStart"/>
+            <w:r>
+              <w:t>button</w:t>
+            </w:r>
+            <w:proofErr w:type="spellEnd"/>
+            <w:r>
+              <w:t>&gt;</w:t>
             </w:r>
           </w:p>
         </w:tc>
